--- a/ICR/11 Redaccion/Cap VI - Caracterizacion de los mercados (tipologia descriptiva).docx
+++ b/ICR/11 Redaccion/Cap VI - Caracterizacion de los mercados (tipologia descriptiva).docx
@@ -7813,6 +7813,823 @@
       </w:r>
       <w:r>
         <w:t xml:space="preserve"> —fundición y refinería (La Caridad) junto a la mina en Nacozari—; en los nueve minerales restantes la transformación, cuando existe, está deslocalizada de la extracción (Torreón, San Luis Potosí, Matamoros), lo que agrava la desconexión aguas abajo. Las diez fichas completas obran en 05 Diagnóstico Insumo-Producto/Fichas de Cadena de Valor.</w:t>
+      </w:r>
+    </w:p>
+    <w:p>
+      <w:pPr>
+        <w:spacing w:before="200" w:after="80"/>
+      </w:pPr>
+      <w:r>
+        <w:rPr>
+          <w:b/>
+          <w:color w:val="333333"/>
+          <w:sz w:val="24"/>
+        </w:rPr>
+        <w:t>VI.8.1  Criticidad de los productos por eslabón</w:t>
+      </w:r>
+    </w:p>
+    <w:p>
+      <w:pPr>
+        <w:spacing w:after="120" w:line="276" w:lineRule="auto"/>
+        <w:ind w:firstLine="420"/>
+        <w:jc w:val="both"/>
+      </w:pPr>
+      <w:r>
+        <w:t xml:space="preserve">La cadena de cada mineral no tiene una sola criticidad: la criticidad se concentra en </w:t>
+      </w:r>
+      <w:r>
+        <w:rPr>
+          <w:b/>
+          <w:i w:val="0"/>
+        </w:rPr>
+        <w:t>productos y grados específicos</w:t>
+      </w:r>
+      <w:r>
+        <w:t xml:space="preserve"> —los que las listas oficiales (USGS 2025; Unión Europea, CRMA 2023) señalan como estratégicos por su papel en la transición energética, la electrónica y la defensa (Cap. II)—. Situar esa criticidad sobre los eslabones L0–L4 muestra </w:t>
+      </w:r>
+      <w:r>
+        <w:rPr>
+          <w:b/>
+          <w:i w:val="0"/>
+        </w:rPr>
+        <w:t>dónde la capta México y dónde se le escapa</w:t>
+      </w:r>
+      <w:r>
+        <w:t>: en varios minerales el eslabón estratégico coincide con el punto de ruptura de la cadena.</w:t>
+      </w:r>
+    </w:p>
+    <w:tbl>
+      <w:tblPr>
+        <w:tblStyle w:val="TableGrid"/>
+        <w:tblW w:type="auto" w:w="0"/>
+        <w:jc w:val="center"/>
+        <w:tblLayout w:type="fixed"/>
+        <w:tblLook w:firstColumn="1" w:firstRow="1" w:lastColumn="0" w:lastRow="0" w:noHBand="0" w:noVBand="1" w:val="04A0"/>
+      </w:tblPr>
+      <w:tblGrid>
+        <w:gridCol w:w="2209"/>
+        <w:gridCol w:w="2209"/>
+        <w:gridCol w:w="2209"/>
+        <w:gridCol w:w="2209"/>
+      </w:tblGrid>
+      <w:tr>
+        <w:tc>
+          <w:tcPr>
+            <w:tcW w:type="dxa" w:w="1650"/>
+            <w:shd w:val="clear" w:color="auto" w:fill="E8E8E8"/>
+          </w:tcPr>
+          <w:p>
+            <w:pPr>
+              <w:jc w:val="left"/>
+            </w:pPr>
+            <w:r/>
+            <w:r>
+              <w:rPr>
+                <w:b/>
+                <w:sz w:val="16"/>
+              </w:rPr>
+              <w:t>Mineral</w:t>
+            </w:r>
+          </w:p>
+        </w:tc>
+        <w:tc>
+          <w:tcPr>
+            <w:tcW w:type="dxa" w:w="3050"/>
+            <w:shd w:val="clear" w:color="auto" w:fill="E8E8E8"/>
+          </w:tcPr>
+          <w:p>
+            <w:pPr>
+              <w:jc w:val="left"/>
+            </w:pPr>
+            <w:r/>
+            <w:r>
+              <w:rPr>
+                <w:b/>
+                <w:sz w:val="16"/>
+              </w:rPr>
+              <w:t>Producto de mayor criticidad (🔴 estratégico)</w:t>
+            </w:r>
+          </w:p>
+        </w:tc>
+        <w:tc>
+          <w:tcPr>
+            <w:tcW w:type="dxa" w:w="2100"/>
+            <w:shd w:val="clear" w:color="auto" w:fill="E8E8E8"/>
+          </w:tcPr>
+          <w:p>
+            <w:pPr>
+              <w:jc w:val="left"/>
+            </w:pPr>
+            <w:r/>
+            <w:r>
+              <w:rPr>
+                <w:b/>
+                <w:sz w:val="16"/>
+              </w:rPr>
+              <w:t>Sector</w:t>
+            </w:r>
+          </w:p>
+        </w:tc>
+        <w:tc>
+          <w:tcPr>
+            <w:tcW w:type="dxa" w:w="2038"/>
+            <w:shd w:val="clear" w:color="auto" w:fill="E8E8E8"/>
+          </w:tcPr>
+          <w:p>
+            <w:pPr>
+              <w:jc w:val="left"/>
+            </w:pPr>
+            <w:r/>
+            <w:r>
+              <w:rPr>
+                <w:b/>
+                <w:sz w:val="16"/>
+              </w:rPr>
+              <w:t>¿México lo produce?</w:t>
+            </w:r>
+          </w:p>
+        </w:tc>
+      </w:tr>
+      <w:tr>
+        <w:tc>
+          <w:tcPr>
+            <w:tcW w:type="dxa" w:w="1650"/>
+          </w:tcPr>
+          <w:p>
+            <w:pPr>
+              <w:jc w:val="left"/>
+            </w:pPr>
+            <w:r/>
+            <w:r>
+              <w:rPr>
+                <w:sz w:val="16"/>
+              </w:rPr>
+              <w:t>Cobre</w:t>
+            </w:r>
+          </w:p>
+        </w:tc>
+        <w:tc>
+          <w:tcPr>
+            <w:tcW w:type="dxa" w:w="3050"/>
+          </w:tcPr>
+          <w:p>
+            <w:pPr>
+              <w:jc w:val="left"/>
+            </w:pPr>
+            <w:r/>
+            <w:r>
+              <w:rPr>
+                <w:sz w:val="16"/>
+              </w:rPr>
+              <w:t>Cátodo de cobre refinado</w:t>
+            </w:r>
+          </w:p>
+        </w:tc>
+        <w:tc>
+          <w:tcPr>
+            <w:tcW w:type="dxa" w:w="2100"/>
+          </w:tcPr>
+          <w:p>
+            <w:pPr>
+              <w:jc w:val="left"/>
+            </w:pPr>
+            <w:r/>
+            <w:r>
+              <w:rPr>
+                <w:sz w:val="16"/>
+              </w:rPr>
+              <w:t>Electrificación, EV, red</w:t>
+            </w:r>
+          </w:p>
+        </w:tc>
+        <w:tc>
+          <w:tcPr>
+            <w:tcW w:type="dxa" w:w="2038"/>
+          </w:tcPr>
+          <w:p>
+            <w:pPr>
+              <w:jc w:val="left"/>
+            </w:pPr>
+            <w:r/>
+            <w:r>
+              <w:rPr>
+                <w:sz w:val="16"/>
+              </w:rPr>
+              <w:t>Sí (exporta concentrado)</w:t>
+            </w:r>
+          </w:p>
+        </w:tc>
+      </w:tr>
+      <w:tr>
+        <w:tc>
+          <w:tcPr>
+            <w:tcW w:type="dxa" w:w="1650"/>
+          </w:tcPr>
+          <w:p>
+            <w:pPr>
+              <w:jc w:val="left"/>
+            </w:pPr>
+            <w:r/>
+            <w:r>
+              <w:rPr>
+                <w:sz w:val="16"/>
+              </w:rPr>
+              <w:t>Fluorita</w:t>
+            </w:r>
+          </w:p>
+        </w:tc>
+        <w:tc>
+          <w:tcPr>
+            <w:tcW w:type="dxa" w:w="3050"/>
+          </w:tcPr>
+          <w:p>
+            <w:pPr>
+              <w:jc w:val="left"/>
+            </w:pPr>
+            <w:r/>
+            <w:r>
+              <w:rPr>
+                <w:sz w:val="16"/>
+              </w:rPr>
+              <w:t>HF → fluoropolímeros / LiPF₆</w:t>
+            </w:r>
+          </w:p>
+        </w:tc>
+        <w:tc>
+          <w:tcPr>
+            <w:tcW w:type="dxa" w:w="2100"/>
+          </w:tcPr>
+          <w:p>
+            <w:pPr>
+              <w:jc w:val="left"/>
+            </w:pPr>
+            <w:r/>
+            <w:r>
+              <w:rPr>
+                <w:sz w:val="16"/>
+              </w:rPr>
+              <w:t>Baterías, semiconductores</w:t>
+            </w:r>
+          </w:p>
+        </w:tc>
+        <w:tc>
+          <w:tcPr>
+            <w:tcW w:type="dxa" w:w="2038"/>
+          </w:tcPr>
+          <w:p>
+            <w:pPr>
+              <w:jc w:val="left"/>
+            </w:pPr>
+            <w:r/>
+            <w:r>
+              <w:rPr>
+                <w:sz w:val="16"/>
+              </w:rPr>
+              <w:t>HF sí; derivados no</w:t>
+            </w:r>
+          </w:p>
+        </w:tc>
+      </w:tr>
+      <w:tr>
+        <w:tc>
+          <w:tcPr>
+            <w:tcW w:type="dxa" w:w="1650"/>
+          </w:tcPr>
+          <w:p>
+            <w:pPr>
+              <w:jc w:val="left"/>
+            </w:pPr>
+            <w:r/>
+            <w:r>
+              <w:rPr>
+                <w:sz w:val="16"/>
+              </w:rPr>
+              <w:t>Grafito</w:t>
+            </w:r>
+          </w:p>
+        </w:tc>
+        <w:tc>
+          <w:tcPr>
+            <w:tcW w:type="dxa" w:w="3050"/>
+          </w:tcPr>
+          <w:p>
+            <w:pPr>
+              <w:jc w:val="left"/>
+            </w:pPr>
+            <w:r/>
+            <w:r>
+              <w:rPr>
+                <w:sz w:val="16"/>
+              </w:rPr>
+              <w:t>Grafito grado batería / sintético</w:t>
+            </w:r>
+          </w:p>
+        </w:tc>
+        <w:tc>
+          <w:tcPr>
+            <w:tcW w:type="dxa" w:w="2100"/>
+          </w:tcPr>
+          <w:p>
+            <w:pPr>
+              <w:jc w:val="left"/>
+            </w:pPr>
+            <w:r/>
+            <w:r>
+              <w:rPr>
+                <w:sz w:val="16"/>
+              </w:rPr>
+              <w:t>Ánodos de baterías, acero EAF</w:t>
+            </w:r>
+          </w:p>
+        </w:tc>
+        <w:tc>
+          <w:tcPr>
+            <w:tcW w:type="dxa" w:w="2038"/>
+          </w:tcPr>
+          <w:p>
+            <w:pPr>
+              <w:jc w:val="left"/>
+            </w:pPr>
+            <w:r/>
+            <w:r>
+              <w:rPr>
+                <w:sz w:val="16"/>
+              </w:rPr>
+              <w:t>No (solo amorfo)</w:t>
+            </w:r>
+          </w:p>
+        </w:tc>
+      </w:tr>
+      <w:tr>
+        <w:tc>
+          <w:tcPr>
+            <w:tcW w:type="dxa" w:w="1650"/>
+          </w:tcPr>
+          <w:p>
+            <w:pPr>
+              <w:jc w:val="left"/>
+            </w:pPr>
+            <w:r/>
+            <w:r>
+              <w:rPr>
+                <w:sz w:val="16"/>
+              </w:rPr>
+              <w:t>Manganeso</w:t>
+            </w:r>
+          </w:p>
+        </w:tc>
+        <w:tc>
+          <w:tcPr>
+            <w:tcW w:type="dxa" w:w="3050"/>
+          </w:tcPr>
+          <w:p>
+            <w:pPr>
+              <w:jc w:val="left"/>
+            </w:pPr>
+            <w:r/>
+            <w:r>
+              <w:rPr>
+                <w:sz w:val="16"/>
+              </w:rPr>
+              <w:t>Sulfato de Mn grado batería</w:t>
+            </w:r>
+          </w:p>
+        </w:tc>
+        <w:tc>
+          <w:tcPr>
+            <w:tcW w:type="dxa" w:w="2100"/>
+          </w:tcPr>
+          <w:p>
+            <w:pPr>
+              <w:jc w:val="left"/>
+            </w:pPr>
+            <w:r/>
+            <w:r>
+              <w:rPr>
+                <w:sz w:val="16"/>
+              </w:rPr>
+              <w:t>Cátodos de baterías (NMC)</w:t>
+            </w:r>
+          </w:p>
+        </w:tc>
+        <w:tc>
+          <w:tcPr>
+            <w:tcW w:type="dxa" w:w="2038"/>
+          </w:tcPr>
+          <w:p>
+            <w:pPr>
+              <w:jc w:val="left"/>
+            </w:pPr>
+            <w:r/>
+            <w:r>
+              <w:rPr>
+                <w:sz w:val="16"/>
+              </w:rPr>
+              <w:t>No (produce ferroaleación)</w:t>
+            </w:r>
+          </w:p>
+        </w:tc>
+      </w:tr>
+      <w:tr>
+        <w:tc>
+          <w:tcPr>
+            <w:tcW w:type="dxa" w:w="1650"/>
+          </w:tcPr>
+          <w:p>
+            <w:pPr>
+              <w:jc w:val="left"/>
+            </w:pPr>
+            <w:r/>
+            <w:r>
+              <w:rPr>
+                <w:sz w:val="16"/>
+              </w:rPr>
+              <w:t>Sílice</w:t>
+            </w:r>
+          </w:p>
+        </w:tc>
+        <w:tc>
+          <w:tcPr>
+            <w:tcW w:type="dxa" w:w="3050"/>
+          </w:tcPr>
+          <w:p>
+            <w:pPr>
+              <w:jc w:val="left"/>
+            </w:pPr>
+            <w:r/>
+            <w:r>
+              <w:rPr>
+                <w:sz w:val="16"/>
+              </w:rPr>
+              <w:t>Silicio metálico</w:t>
+            </w:r>
+          </w:p>
+        </w:tc>
+        <w:tc>
+          <w:tcPr>
+            <w:tcW w:type="dxa" w:w="2100"/>
+          </w:tcPr>
+          <w:p>
+            <w:pPr>
+              <w:jc w:val="left"/>
+            </w:pPr>
+            <w:r/>
+            <w:r>
+              <w:rPr>
+                <w:sz w:val="16"/>
+              </w:rPr>
+              <w:t>Semiconductores, fotovoltaica</w:t>
+            </w:r>
+          </w:p>
+        </w:tc>
+        <w:tc>
+          <w:tcPr>
+            <w:tcW w:type="dxa" w:w="2038"/>
+          </w:tcPr>
+          <w:p>
+            <w:pPr>
+              <w:jc w:val="left"/>
+            </w:pPr>
+            <w:r/>
+            <w:r>
+              <w:rPr>
+                <w:sz w:val="16"/>
+              </w:rPr>
+              <w:t>No (produce arena)</w:t>
+            </w:r>
+          </w:p>
+        </w:tc>
+      </w:tr>
+      <w:tr>
+        <w:tc>
+          <w:tcPr>
+            <w:tcW w:type="dxa" w:w="1650"/>
+          </w:tcPr>
+          <w:p>
+            <w:pPr>
+              <w:jc w:val="left"/>
+            </w:pPr>
+            <w:r/>
+            <w:r>
+              <w:rPr>
+                <w:sz w:val="16"/>
+              </w:rPr>
+              <w:t>Plata</w:t>
+            </w:r>
+          </w:p>
+        </w:tc>
+        <w:tc>
+          <w:tcPr>
+            <w:tcW w:type="dxa" w:w="3050"/>
+          </w:tcPr>
+          <w:p>
+            <w:pPr>
+              <w:jc w:val="left"/>
+            </w:pPr>
+            <w:r/>
+            <w:r>
+              <w:rPr>
+                <w:sz w:val="16"/>
+              </w:rPr>
+              <w:t>Plata refinada</w:t>
+            </w:r>
+          </w:p>
+        </w:tc>
+        <w:tc>
+          <w:tcPr>
+            <w:tcW w:type="dxa" w:w="2100"/>
+          </w:tcPr>
+          <w:p>
+            <w:pPr>
+              <w:jc w:val="left"/>
+            </w:pPr>
+            <w:r/>
+            <w:r>
+              <w:rPr>
+                <w:sz w:val="16"/>
+              </w:rPr>
+              <w:t>Fotovoltaica, electrónica</w:t>
+            </w:r>
+          </w:p>
+        </w:tc>
+        <w:tc>
+          <w:tcPr>
+            <w:tcW w:type="dxa" w:w="2038"/>
+          </w:tcPr>
+          <w:p>
+            <w:pPr>
+              <w:jc w:val="left"/>
+            </w:pPr>
+            <w:r/>
+            <w:r>
+              <w:rPr>
+                <w:sz w:val="16"/>
+              </w:rPr>
+              <w:t>Sí (exporta refinada)</w:t>
+            </w:r>
+          </w:p>
+        </w:tc>
+      </w:tr>
+      <w:tr>
+        <w:tc>
+          <w:tcPr>
+            <w:tcW w:type="dxa" w:w="1650"/>
+          </w:tcPr>
+          <w:p>
+            <w:pPr>
+              <w:jc w:val="left"/>
+            </w:pPr>
+            <w:r/>
+            <w:r>
+              <w:rPr>
+                <w:sz w:val="16"/>
+              </w:rPr>
+              <w:t>Oro</w:t>
+            </w:r>
+          </w:p>
+        </w:tc>
+        <w:tc>
+          <w:tcPr>
+            <w:tcW w:type="dxa" w:w="3050"/>
+          </w:tcPr>
+          <w:p>
+            <w:pPr>
+              <w:jc w:val="left"/>
+            </w:pPr>
+            <w:r/>
+            <w:r>
+              <w:rPr>
+                <w:sz w:val="16"/>
+              </w:rPr>
+              <w:t>Oro refinado</w:t>
+            </w:r>
+          </w:p>
+        </w:tc>
+        <w:tc>
+          <w:tcPr>
+            <w:tcW w:type="dxa" w:w="2100"/>
+          </w:tcPr>
+          <w:p>
+            <w:pPr>
+              <w:jc w:val="left"/>
+            </w:pPr>
+            <w:r/>
+            <w:r>
+              <w:rPr>
+                <w:sz w:val="16"/>
+              </w:rPr>
+              <w:t>Seguridad nacional, electrónica</w:t>
+            </w:r>
+          </w:p>
+        </w:tc>
+        <w:tc>
+          <w:tcPr>
+            <w:tcW w:type="dxa" w:w="2038"/>
+          </w:tcPr>
+          <w:p>
+            <w:pPr>
+              <w:jc w:val="left"/>
+            </w:pPr>
+            <w:r/>
+            <w:r>
+              <w:rPr>
+                <w:sz w:val="16"/>
+              </w:rPr>
+              <w:t>Sí (exporta refinado)</w:t>
+            </w:r>
+          </w:p>
+        </w:tc>
+      </w:tr>
+      <w:tr>
+        <w:tc>
+          <w:tcPr>
+            <w:tcW w:type="dxa" w:w="1650"/>
+          </w:tcPr>
+          <w:p>
+            <w:pPr>
+              <w:jc w:val="left"/>
+            </w:pPr>
+            <w:r/>
+            <w:r>
+              <w:rPr>
+                <w:sz w:val="16"/>
+              </w:rPr>
+              <w:t>Plomo / Zinc</w:t>
+            </w:r>
+          </w:p>
+        </w:tc>
+        <w:tc>
+          <w:tcPr>
+            <w:tcW w:type="dxa" w:w="3050"/>
+          </w:tcPr>
+          <w:p>
+            <w:pPr>
+              <w:jc w:val="left"/>
+            </w:pPr>
+            <w:r/>
+            <w:r>
+              <w:rPr>
+                <w:sz w:val="16"/>
+              </w:rPr>
+              <w:t>Refinado, baterías, galvanizado</w:t>
+            </w:r>
+          </w:p>
+        </w:tc>
+        <w:tc>
+          <w:tcPr>
+            <w:tcW w:type="dxa" w:w="2100"/>
+          </w:tcPr>
+          <w:p>
+            <w:pPr>
+              <w:jc w:val="left"/>
+            </w:pPr>
+            <w:r/>
+            <w:r>
+              <w:rPr>
+                <w:sz w:val="16"/>
+              </w:rPr>
+              <w:t>Almacenamiento, acero</w:t>
+            </w:r>
+          </w:p>
+        </w:tc>
+        <w:tc>
+          <w:tcPr>
+            <w:tcW w:type="dxa" w:w="2038"/>
+          </w:tcPr>
+          <w:p>
+            <w:pPr>
+              <w:jc w:val="left"/>
+            </w:pPr>
+            <w:r/>
+            <w:r>
+              <w:rPr>
+                <w:sz w:val="16"/>
+              </w:rPr>
+              <w:t>Parcial (semis importados)</w:t>
+            </w:r>
+          </w:p>
+        </w:tc>
+      </w:tr>
+      <w:tr>
+        <w:tc>
+          <w:tcPr>
+            <w:tcW w:type="dxa" w:w="1650"/>
+          </w:tcPr>
+          <w:p>
+            <w:pPr>
+              <w:jc w:val="left"/>
+            </w:pPr>
+            <w:r/>
+            <w:r>
+              <w:rPr>
+                <w:sz w:val="16"/>
+              </w:rPr>
+              <w:t>Barita</w:t>
+            </w:r>
+          </w:p>
+        </w:tc>
+        <w:tc>
+          <w:tcPr>
+            <w:tcW w:type="dxa" w:w="3050"/>
+          </w:tcPr>
+          <w:p>
+            <w:pPr>
+              <w:jc w:val="left"/>
+            </w:pPr>
+            <w:r/>
+            <w:r>
+              <w:rPr>
+                <w:sz w:val="16"/>
+              </w:rPr>
+              <w:t>Químicos de bario</w:t>
+            </w:r>
+          </w:p>
+        </w:tc>
+        <w:tc>
+          <w:tcPr>
+            <w:tcW w:type="dxa" w:w="2100"/>
+          </w:tcPr>
+          <w:p>
+            <w:pPr>
+              <w:jc w:val="left"/>
+            </w:pPr>
+            <w:r/>
+            <w:r>
+              <w:rPr>
+                <w:sz w:val="16"/>
+              </w:rPr>
+              <w:t>Química, pinturas</w:t>
+            </w:r>
+          </w:p>
+        </w:tc>
+        <w:tc>
+          <w:tcPr>
+            <w:tcW w:type="dxa" w:w="2038"/>
+          </w:tcPr>
+          <w:p>
+            <w:pPr>
+              <w:jc w:val="left"/>
+            </w:pPr>
+            <w:r/>
+            <w:r>
+              <w:rPr>
+                <w:sz w:val="16"/>
+              </w:rPr>
+              <w:t>No (uso en bruto)</w:t>
+            </w:r>
+          </w:p>
+        </w:tc>
+      </w:tr>
+    </w:tbl>
+    <w:p>
+      <w:pPr>
+        <w:spacing w:before="40" w:after="160"/>
+      </w:pPr>
+      <w:r>
+        <w:rPr>
+          <w:i/>
+          <w:sz w:val="16"/>
+        </w:rPr>
+        <w:t>Cuadro VI.18. Producto de mayor criticidad por mineral y su presencia en México. Base oficial: USGS (2022/2025), UE (CRMA 2023) e IEA; clasificación en processed/criticidad_productos.csv y en [[Clasificacion de productos por criticidad]].</w:t>
+      </w:r>
+    </w:p>
+    <w:p>
+      <w:pPr>
+        <w:spacing w:after="120" w:line="276" w:lineRule="auto"/>
+        <w:jc w:val="both"/>
+      </w:pPr>
+      <w:r>
+        <w:t xml:space="preserve">El patrón es revelador: en los tres minerales cuyo producto estratégico es de </w:t>
+      </w:r>
+      <w:r>
+        <w:rPr>
+          <w:b/>
+          <w:i w:val="0"/>
+        </w:rPr>
+        <w:t>grado batería o electrónico</w:t>
+      </w:r>
+      <w:r>
+        <w:t xml:space="preserve"> —grafito, sílice y manganeso—, ese producto </w:t>
+      </w:r>
+      <w:r>
+        <w:rPr>
+          <w:b/>
+          <w:i w:val="0"/>
+        </w:rPr>
+        <w:t>no se fabrica en el país</w:t>
+      </w:r>
+      <w:r>
+        <w:t xml:space="preserve">, que exporta el crudo de baja criticidad e importa el eslabón crítico. La criticidad, así, </w:t>
+      </w:r>
+      <w:r>
+        <w:rPr>
+          <w:b/>
+          <w:i w:val="0"/>
+        </w:rPr>
+        <w:t>se fuga junto con el valor</w:t>
+      </w:r>
+      <w:r>
+        <w:t>: el enclave estructural no solo deja fuera la transformación de mayor valor, sino precisamente la de mayor importancia estratégica. Solo en cobre, oro, plata y —parcialmente— fluorita México alcanza a producir el eslabón más crítico. Esta lectura alimenta las bases de política (VI.9) y la síntesis del Cap. VIII.</w:t>
       </w:r>
     </w:p>
     <w:p>
